--- a/unit-1 challenge requirement.docx
+++ b/unit-1 challenge requirement.docx
@@ -16,144 +16,1755 @@
         <w:t>---</w:t>
       </w:r>
     </w:p>
+    <w:p>
+      <w:pPr>
+        <w:spacing w:after="0" w:line="240" w:lineRule="auto"/>
+        <w:rPr>
+          <w:rFonts w:ascii="Consolas" w:eastAsia="Consolas" w:hAnsi="Consolas" w:cs="Consolas"/>
+          <w:b/>
+          <w:color w:val="1F6FEB"/>
+          <w:sz w:val="15"/>
+        </w:rPr>
+      </w:pPr>
+      <w:r>
+        <w:rPr>
+          <w:rFonts w:ascii="Consolas" w:eastAsia="Consolas" w:hAnsi="Consolas" w:cs="Consolas"/>
+          <w:b/>
+          <w:color w:val="1F6FEB"/>
+          <w:sz w:val="15"/>
+        </w:rPr>
+        <w:t># In-Class Challenge (30–40 min)</w:t>
+      </w:r>
+    </w:p>
+    <w:p>
+      <w:pPr>
+        <w:spacing w:after="0" w:line="240" w:lineRule="auto"/>
+        <w:rPr>
+          <w:rFonts w:ascii="Consolas" w:eastAsia="Consolas" w:hAnsi="Consolas" w:cs="Consolas"/>
+          <w:b/>
+          <w:color w:val="1F6FEB"/>
+          <w:sz w:val="15"/>
+        </w:rPr>
+      </w:pPr>
+    </w:p>
+    <w:p>
+      <w:pPr>
+        <w:spacing w:after="0" w:line="240" w:lineRule="auto"/>
+        <w:rPr>
+          <w:rFonts w:ascii="Consolas" w:eastAsia="Consolas" w:hAnsi="Consolas" w:cs="Consolas"/>
+          <w:b/>
+          <w:color w:val="1F6FEB"/>
+          <w:sz w:val="15"/>
+        </w:rPr>
+      </w:pPr>
+      <w:r>
+        <w:rPr>
+          <w:rFonts w:ascii="Consolas" w:eastAsia="Consolas" w:hAnsi="Consolas" w:cs="Consolas"/>
+          <w:b/>
+          <w:color w:val="1F6FEB"/>
+          <w:sz w:val="15"/>
+        </w:rPr>
+        <w:t>## Build a Semantic “About Me” Page (HTML Only)</w:t>
+      </w:r>
+    </w:p>
+    <w:p>
+      <w:pPr>
+        <w:spacing w:after="0" w:line="240" w:lineRule="auto"/>
+        <w:rPr>
+          <w:rFonts w:ascii="Consolas" w:eastAsia="Consolas" w:hAnsi="Consolas" w:cs="Consolas"/>
+          <w:b/>
+          <w:color w:val="1F6FEB"/>
+          <w:sz w:val="15"/>
+        </w:rPr>
+      </w:pPr>
+    </w:p>
+    <w:p>
+      <w:pPr>
+        <w:spacing w:after="0" w:line="240" w:lineRule="auto"/>
+        <w:rPr>
+          <w:rFonts w:ascii="Consolas" w:eastAsia="Consolas" w:hAnsi="Consolas" w:cs="Consolas"/>
+          <w:b/>
+          <w:color w:val="1F6FEB"/>
+          <w:sz w:val="15"/>
+        </w:rPr>
+      </w:pPr>
+      <w:r>
+        <w:rPr>
+          <w:rFonts w:ascii="Consolas" w:eastAsia="Consolas" w:hAnsi="Consolas" w:cs="Consolas"/>
+          <w:b/>
+          <w:color w:val="1F6FEB"/>
+          <w:sz w:val="15"/>
+        </w:rPr>
+        <w:t>---</w:t>
+      </w:r>
+    </w:p>
+    <w:p>
+      <w:pPr>
+        <w:spacing w:after="0" w:line="240" w:lineRule="auto"/>
+        <w:rPr>
+          <w:rFonts w:ascii="Consolas" w:eastAsia="Consolas" w:hAnsi="Consolas" w:cs="Consolas"/>
+          <w:b/>
+          <w:color w:val="1F6FEB"/>
+          <w:sz w:val="15"/>
+        </w:rPr>
+      </w:pPr>
+    </w:p>
+    <w:p>
+      <w:pPr>
+        <w:spacing w:after="0" w:line="240" w:lineRule="auto"/>
+        <w:rPr>
+          <w:rFonts w:ascii="Consolas" w:eastAsia="Consolas" w:hAnsi="Consolas" w:cs="Consolas"/>
+          <w:b/>
+          <w:color w:val="1F6FEB"/>
+          <w:sz w:val="15"/>
+        </w:rPr>
+      </w:pPr>
+      <w:r>
+        <w:rPr>
+          <w:rFonts w:ascii="Consolas" w:eastAsia="Consolas" w:hAnsi="Consolas" w:cs="Consolas"/>
+          <w:b/>
+          <w:color w:val="1F6FEB"/>
+          <w:sz w:val="15"/>
+        </w:rPr>
+        <w:t>## Rules</w:t>
+      </w:r>
+    </w:p>
+    <w:p>
+      <w:pPr>
+        <w:spacing w:after="0" w:line="240" w:lineRule="auto"/>
+        <w:rPr>
+          <w:rFonts w:ascii="Consolas" w:eastAsia="Consolas" w:hAnsi="Consolas" w:cs="Consolas"/>
+          <w:b/>
+          <w:color w:val="1F6FEB"/>
+          <w:sz w:val="15"/>
+        </w:rPr>
+      </w:pPr>
+      <w:r>
+        <w:rPr>
+          <w:rFonts w:ascii="Consolas" w:eastAsia="Consolas" w:hAnsi="Consolas" w:cs="Consolas"/>
+          <w:b/>
+          <w:color w:val="1F6FEB"/>
+          <w:sz w:val="15"/>
+        </w:rPr>
+        <w:t>- HTML only (no CSS, no JavaScript)</w:t>
+      </w:r>
+    </w:p>
+    <w:p>
+      <w:pPr>
+        <w:spacing w:after="0" w:line="240" w:lineRule="auto"/>
+        <w:rPr>
+          <w:rFonts w:ascii="Consolas" w:eastAsia="Consolas" w:hAnsi="Consolas" w:cs="Consolas"/>
+          <w:b/>
+          <w:color w:val="1F6FEB"/>
+          <w:sz w:val="15"/>
+        </w:rPr>
+      </w:pPr>
+      <w:r>
+        <w:rPr>
+          <w:rFonts w:ascii="Consolas" w:eastAsia="Consolas" w:hAnsi="Consolas" w:cs="Consolas"/>
+          <w:b/>
+          <w:color w:val="1F6FEB"/>
+          <w:sz w:val="15"/>
+        </w:rPr>
+        <w:t>- Use semantic HTML tags correctly</w:t>
+      </w:r>
+    </w:p>
+    <w:p>
+      <w:pPr>
+        <w:spacing w:after="0" w:line="240" w:lineRule="auto"/>
+        <w:rPr>
+          <w:rFonts w:ascii="Consolas" w:eastAsia="Consolas" w:hAnsi="Consolas" w:cs="Consolas"/>
+          <w:b/>
+          <w:color w:val="1F6FEB"/>
+          <w:sz w:val="15"/>
+        </w:rPr>
+      </w:pPr>
+      <w:r>
+        <w:rPr>
+          <w:rFonts w:ascii="Consolas" w:eastAsia="Consolas" w:hAnsi="Consolas" w:cs="Consolas"/>
+          <w:b/>
+          <w:color w:val="1F6FEB"/>
+          <w:sz w:val="15"/>
+        </w:rPr>
+        <w:t>- Must be valid HTML5</w:t>
+      </w:r>
+    </w:p>
+    <w:p>
+      <w:pPr>
+        <w:spacing w:after="0" w:line="240" w:lineRule="auto"/>
+        <w:rPr>
+          <w:rFonts w:ascii="Consolas" w:eastAsia="Consolas" w:hAnsi="Consolas" w:cs="Consolas"/>
+          <w:b/>
+          <w:color w:val="1F6FEB"/>
+          <w:sz w:val="15"/>
+        </w:rPr>
+      </w:pPr>
+    </w:p>
+    <w:p>
+      <w:pPr>
+        <w:spacing w:after="0" w:line="240" w:lineRule="auto"/>
+        <w:rPr>
+          <w:rFonts w:ascii="Consolas" w:eastAsia="Consolas" w:hAnsi="Consolas" w:cs="Consolas"/>
+          <w:b/>
+          <w:color w:val="1F6FEB"/>
+          <w:sz w:val="15"/>
+        </w:rPr>
+      </w:pPr>
+      <w:r>
+        <w:rPr>
+          <w:rFonts w:ascii="Consolas" w:eastAsia="Consolas" w:hAnsi="Consolas" w:cs="Consolas"/>
+          <w:b/>
+          <w:color w:val="1F6FEB"/>
+          <w:sz w:val="15"/>
+        </w:rPr>
+        <w:t>---</w:t>
+      </w:r>
+    </w:p>
+    <w:p>
+      <w:pPr>
+        <w:spacing w:after="0" w:line="240" w:lineRule="auto"/>
+        <w:rPr>
+          <w:rFonts w:ascii="Consolas" w:eastAsia="Consolas" w:hAnsi="Consolas" w:cs="Consolas"/>
+          <w:b/>
+          <w:color w:val="1F6FEB"/>
+          <w:sz w:val="15"/>
+        </w:rPr>
+      </w:pPr>
+    </w:p>
+    <w:p>
+      <w:pPr>
+        <w:spacing w:after="0" w:line="240" w:lineRule="auto"/>
+        <w:rPr>
+          <w:rFonts w:ascii="Consolas" w:eastAsia="Consolas" w:hAnsi="Consolas" w:cs="Consolas"/>
+          <w:b/>
+          <w:color w:val="1F6FEB"/>
+          <w:sz w:val="15"/>
+        </w:rPr>
+      </w:pPr>
+      <w:r>
+        <w:rPr>
+          <w:rFonts w:ascii="Consolas" w:eastAsia="Consolas" w:hAnsi="Consolas" w:cs="Consolas"/>
+          <w:b/>
+          <w:color w:val="1F6FEB"/>
+          <w:sz w:val="15"/>
+        </w:rPr>
+        <w:t>## Requirements</w:t>
+      </w:r>
+    </w:p>
+    <w:p>
+      <w:pPr>
+        <w:spacing w:after="0" w:line="240" w:lineRule="auto"/>
+        <w:rPr>
+          <w:rFonts w:ascii="Consolas" w:eastAsia="Consolas" w:hAnsi="Consolas" w:cs="Consolas"/>
+          <w:b/>
+          <w:color w:val="1F6FEB"/>
+          <w:sz w:val="15"/>
+        </w:rPr>
+      </w:pPr>
+    </w:p>
+    <w:p>
+      <w:pPr>
+        <w:spacing w:after="0" w:line="240" w:lineRule="auto"/>
+        <w:rPr>
+          <w:rFonts w:ascii="Consolas" w:eastAsia="Consolas" w:hAnsi="Consolas" w:cs="Consolas"/>
+          <w:b/>
+          <w:color w:val="1F6FEB"/>
+          <w:sz w:val="15"/>
+        </w:rPr>
+      </w:pPr>
+      <w:r>
+        <w:rPr>
+          <w:rFonts w:ascii="Consolas" w:eastAsia="Consolas" w:hAnsi="Consolas" w:cs="Consolas"/>
+          <w:b/>
+          <w:color w:val="1F6FEB"/>
+          <w:sz w:val="15"/>
+        </w:rPr>
+        <w:t>### 1. Document Structure</w:t>
+      </w:r>
+    </w:p>
+    <w:p>
+      <w:pPr>
+        <w:spacing w:after="0" w:line="240" w:lineRule="auto"/>
+        <w:rPr>
+          <w:rFonts w:ascii="Consolas" w:eastAsia="Consolas" w:hAnsi="Consolas" w:cs="Consolas"/>
+          <w:b/>
+          <w:color w:val="1F6FEB"/>
+          <w:sz w:val="15"/>
+        </w:rPr>
+      </w:pPr>
+      <w:r>
+        <w:rPr>
+          <w:rFonts w:ascii="Consolas" w:eastAsia="Consolas" w:hAnsi="Consolas" w:cs="Consolas"/>
+          <w:b/>
+          <w:color w:val="1F6FEB"/>
+          <w:sz w:val="15"/>
+        </w:rPr>
+        <w:t>Your HTML file **must** include:</w:t>
+      </w:r>
+    </w:p>
+    <w:p>
+      <w:pPr>
+        <w:spacing w:after="0" w:line="240" w:lineRule="auto"/>
+        <w:rPr>
+          <w:rFonts w:ascii="Consolas" w:eastAsia="Consolas" w:hAnsi="Consolas" w:cs="Consolas"/>
+          <w:b/>
+          <w:color w:val="1F6FEB"/>
+          <w:sz w:val="15"/>
+        </w:rPr>
+      </w:pPr>
+      <w:r>
+        <w:rPr>
+          <w:rFonts w:ascii="Consolas" w:eastAsia="Consolas" w:hAnsi="Consolas" w:cs="Consolas"/>
+          <w:b/>
+          <w:color w:val="1F6FEB"/>
+          <w:sz w:val="15"/>
+        </w:rPr>
+        <w:t>- `&lt;</w:t>
+      </w:r>
+      <w:proofErr w:type="gramStart"/>
+      <w:r>
+        <w:rPr>
+          <w:rFonts w:ascii="Consolas" w:eastAsia="Consolas" w:hAnsi="Consolas" w:cs="Consolas"/>
+          <w:b/>
+          <w:color w:val="1F6FEB"/>
+          <w:sz w:val="15"/>
+        </w:rPr>
+        <w:t>!DOCTYPE</w:t>
+      </w:r>
+      <w:proofErr w:type="gramEnd"/>
+      <w:r>
+        <w:rPr>
+          <w:rFonts w:ascii="Consolas" w:eastAsia="Consolas" w:hAnsi="Consolas" w:cs="Consolas"/>
+          <w:b/>
+          <w:color w:val="1F6FEB"/>
+          <w:sz w:val="15"/>
+        </w:rPr>
+        <w:t xml:space="preserve"> html&gt;`</w:t>
+      </w:r>
+    </w:p>
+    <w:p>
+      <w:pPr>
+        <w:spacing w:after="0" w:line="240" w:lineRule="auto"/>
+        <w:rPr>
+          <w:rFonts w:ascii="Consolas" w:eastAsia="Consolas" w:hAnsi="Consolas" w:cs="Consolas"/>
+          <w:b/>
+          <w:color w:val="1F6FEB"/>
+          <w:sz w:val="15"/>
+        </w:rPr>
+      </w:pPr>
+      <w:r>
+        <w:rPr>
+          <w:rFonts w:ascii="Consolas" w:eastAsia="Consolas" w:hAnsi="Consolas" w:cs="Consolas"/>
+          <w:b/>
+          <w:color w:val="1F6FEB"/>
+          <w:sz w:val="15"/>
+        </w:rPr>
+        <w:t>- `&lt;html&gt;`</w:t>
+      </w:r>
+    </w:p>
+    <w:p>
+      <w:pPr>
+        <w:spacing w:after="0" w:line="240" w:lineRule="auto"/>
+        <w:rPr>
+          <w:rFonts w:ascii="Consolas" w:eastAsia="Consolas" w:hAnsi="Consolas" w:cs="Consolas"/>
+          <w:b/>
+          <w:color w:val="1F6FEB"/>
+          <w:sz w:val="15"/>
+        </w:rPr>
+      </w:pPr>
+      <w:r>
+        <w:rPr>
+          <w:rFonts w:ascii="Consolas" w:eastAsia="Consolas" w:hAnsi="Consolas" w:cs="Consolas"/>
+          <w:b/>
+          <w:color w:val="1F6FEB"/>
+          <w:sz w:val="15"/>
+        </w:rPr>
+        <w:t>- `&lt;head&gt;`</w:t>
+      </w:r>
+    </w:p>
+    <w:p>
+      <w:pPr>
+        <w:spacing w:after="0" w:line="240" w:lineRule="auto"/>
+        <w:rPr>
+          <w:rFonts w:ascii="Consolas" w:eastAsia="Consolas" w:hAnsi="Consolas" w:cs="Consolas"/>
+          <w:b/>
+          <w:color w:val="1F6FEB"/>
+          <w:sz w:val="15"/>
+        </w:rPr>
+      </w:pPr>
+      <w:r>
+        <w:rPr>
+          <w:rFonts w:ascii="Consolas" w:eastAsia="Consolas" w:hAnsi="Consolas" w:cs="Consolas"/>
+          <w:b/>
+          <w:color w:val="1F6FEB"/>
+          <w:sz w:val="15"/>
+        </w:rPr>
+        <w:t>- `&lt;title&gt;`</w:t>
+      </w:r>
+    </w:p>
+    <w:p>
+      <w:pPr>
+        <w:spacing w:after="0" w:line="240" w:lineRule="auto"/>
+        <w:rPr>
+          <w:rFonts w:ascii="Consolas" w:eastAsia="Consolas" w:hAnsi="Consolas" w:cs="Consolas"/>
+          <w:b/>
+          <w:color w:val="1F6FEB"/>
+          <w:sz w:val="15"/>
+        </w:rPr>
+      </w:pPr>
+      <w:r>
+        <w:rPr>
+          <w:rFonts w:ascii="Consolas" w:eastAsia="Consolas" w:hAnsi="Consolas" w:cs="Consolas"/>
+          <w:b/>
+          <w:color w:val="1F6FEB"/>
+          <w:sz w:val="15"/>
+        </w:rPr>
+        <w:t>- `&lt;body&gt;`</w:t>
+      </w:r>
+    </w:p>
+    <w:p>
+      <w:pPr>
+        <w:spacing w:after="0" w:line="240" w:lineRule="auto"/>
+        <w:rPr>
+          <w:rFonts w:ascii="Consolas" w:eastAsia="Consolas" w:hAnsi="Consolas" w:cs="Consolas"/>
+          <w:b/>
+          <w:color w:val="1F6FEB"/>
+          <w:sz w:val="15"/>
+        </w:rPr>
+      </w:pPr>
+    </w:p>
+    <w:p>
+      <w:pPr>
+        <w:spacing w:after="0" w:line="240" w:lineRule="auto"/>
+        <w:rPr>
+          <w:rFonts w:ascii="Consolas" w:eastAsia="Consolas" w:hAnsi="Consolas" w:cs="Consolas"/>
+          <w:b/>
+          <w:color w:val="1F6FEB"/>
+          <w:sz w:val="15"/>
+        </w:rPr>
+      </w:pPr>
+      <w:r>
+        <w:rPr>
+          <w:rFonts w:ascii="Consolas" w:eastAsia="Consolas" w:hAnsi="Consolas" w:cs="Consolas"/>
+          <w:b/>
+          <w:color w:val="1F6FEB"/>
+          <w:sz w:val="15"/>
+        </w:rPr>
+        <w:t>---</w:t>
+      </w:r>
+    </w:p>
+    <w:p>
+      <w:pPr>
+        <w:spacing w:after="0" w:line="240" w:lineRule="auto"/>
+        <w:rPr>
+          <w:rFonts w:ascii="Consolas" w:eastAsia="Consolas" w:hAnsi="Consolas" w:cs="Consolas"/>
+          <w:b/>
+          <w:color w:val="1F6FEB"/>
+          <w:sz w:val="15"/>
+        </w:rPr>
+      </w:pPr>
+    </w:p>
+    <w:p>
+      <w:pPr>
+        <w:spacing w:after="0" w:line="240" w:lineRule="auto"/>
+        <w:rPr>
+          <w:rFonts w:ascii="Consolas" w:eastAsia="Consolas" w:hAnsi="Consolas" w:cs="Consolas"/>
+          <w:b/>
+          <w:color w:val="1F6FEB"/>
+          <w:sz w:val="15"/>
+        </w:rPr>
+      </w:pPr>
+      <w:r>
+        <w:rPr>
+          <w:rFonts w:ascii="Consolas" w:eastAsia="Consolas" w:hAnsi="Consolas" w:cs="Consolas"/>
+          <w:b/>
+          <w:color w:val="1F6FEB"/>
+          <w:sz w:val="15"/>
+        </w:rPr>
+        <w:t>### 2. Semantic Layout</w:t>
+      </w:r>
+    </w:p>
+    <w:p>
+      <w:pPr>
+        <w:spacing w:after="0" w:line="240" w:lineRule="auto"/>
+        <w:rPr>
+          <w:rFonts w:ascii="Consolas" w:eastAsia="Consolas" w:hAnsi="Consolas" w:cs="Consolas"/>
+          <w:b/>
+          <w:color w:val="1F6FEB"/>
+          <w:sz w:val="15"/>
+        </w:rPr>
+      </w:pPr>
+    </w:p>
+    <w:p>
+      <w:pPr>
+        <w:spacing w:after="0" w:line="240" w:lineRule="auto"/>
+        <w:rPr>
+          <w:rFonts w:ascii="Consolas" w:eastAsia="Consolas" w:hAnsi="Consolas" w:cs="Consolas"/>
+          <w:b/>
+          <w:color w:val="1F6FEB"/>
+          <w:sz w:val="15"/>
+        </w:rPr>
+      </w:pPr>
+      <w:r>
+        <w:rPr>
+          <w:rFonts w:ascii="Consolas" w:eastAsia="Consolas" w:hAnsi="Consolas" w:cs="Consolas"/>
+          <w:b/>
+          <w:color w:val="1F6FEB"/>
+          <w:sz w:val="15"/>
+        </w:rPr>
+        <w:t>Your page must be structured using the following semantic elements:</w:t>
+      </w:r>
+    </w:p>
+    <w:p>
+      <w:pPr>
+        <w:spacing w:after="0" w:line="240" w:lineRule="auto"/>
+        <w:rPr>
+          <w:rFonts w:ascii="Consolas" w:eastAsia="Consolas" w:hAnsi="Consolas" w:cs="Consolas"/>
+          <w:b/>
+          <w:color w:val="1F6FEB"/>
+          <w:sz w:val="15"/>
+        </w:rPr>
+      </w:pPr>
+    </w:p>
+    <w:p>
+      <w:pPr>
+        <w:spacing w:after="0" w:line="240" w:lineRule="auto"/>
+        <w:rPr>
+          <w:rFonts w:ascii="Consolas" w:eastAsia="Consolas" w:hAnsi="Consolas" w:cs="Consolas"/>
+          <w:b/>
+          <w:color w:val="1F6FEB"/>
+          <w:sz w:val="15"/>
+        </w:rPr>
+      </w:pPr>
+      <w:r>
+        <w:rPr>
+          <w:rFonts w:ascii="Consolas" w:eastAsia="Consolas" w:hAnsi="Consolas" w:cs="Consolas"/>
+          <w:b/>
+          <w:color w:val="1F6FEB"/>
+          <w:sz w:val="15"/>
+        </w:rPr>
+        <w:t>#### `&lt;header&gt;`</w:t>
+      </w:r>
+    </w:p>
+    <w:p>
+      <w:pPr>
+        <w:spacing w:after="0" w:line="240" w:lineRule="auto"/>
+        <w:rPr>
+          <w:rFonts w:ascii="Consolas" w:eastAsia="Consolas" w:hAnsi="Consolas" w:cs="Consolas"/>
+          <w:b/>
+          <w:color w:val="1F6FEB"/>
+          <w:sz w:val="15"/>
+        </w:rPr>
+      </w:pPr>
+      <w:r>
+        <w:rPr>
+          <w:rFonts w:ascii="Consolas" w:eastAsia="Consolas" w:hAnsi="Consolas" w:cs="Consolas"/>
+          <w:b/>
+          <w:color w:val="1F6FEB"/>
+          <w:sz w:val="15"/>
+        </w:rPr>
+        <w:t>- Page title using `&lt;h1&gt;`</w:t>
+      </w:r>
+    </w:p>
+    <w:p>
+      <w:pPr>
+        <w:spacing w:after="0" w:line="240" w:lineRule="auto"/>
+        <w:rPr>
+          <w:rFonts w:ascii="Consolas" w:eastAsia="Consolas" w:hAnsi="Consolas" w:cs="Consolas"/>
+          <w:b/>
+          <w:color w:val="1F6FEB"/>
+          <w:sz w:val="15"/>
+        </w:rPr>
+      </w:pPr>
+      <w:r>
+        <w:rPr>
+          <w:rFonts w:ascii="Consolas" w:eastAsia="Consolas" w:hAnsi="Consolas" w:cs="Consolas"/>
+          <w:b/>
+          <w:color w:val="1F6FEB"/>
+          <w:sz w:val="15"/>
+        </w:rPr>
+        <w:t>- Short introductory paragraph</w:t>
+      </w:r>
+    </w:p>
+    <w:p>
+      <w:pPr>
+        <w:spacing w:after="0" w:line="240" w:lineRule="auto"/>
+        <w:rPr>
+          <w:rFonts w:ascii="Consolas" w:eastAsia="Consolas" w:hAnsi="Consolas" w:cs="Consolas"/>
+          <w:b/>
+          <w:color w:val="1F6FEB"/>
+          <w:sz w:val="15"/>
+        </w:rPr>
+      </w:pPr>
+    </w:p>
+    <w:p>
+      <w:pPr>
+        <w:spacing w:after="0" w:line="240" w:lineRule="auto"/>
+        <w:rPr>
+          <w:rFonts w:ascii="Consolas" w:eastAsia="Consolas" w:hAnsi="Consolas" w:cs="Consolas"/>
+          <w:b/>
+          <w:color w:val="1F6FEB"/>
+          <w:sz w:val="15"/>
+        </w:rPr>
+      </w:pPr>
+      <w:r>
+        <w:rPr>
+          <w:rFonts w:ascii="Consolas" w:eastAsia="Consolas" w:hAnsi="Consolas" w:cs="Consolas"/>
+          <w:b/>
+          <w:color w:val="1F6FEB"/>
+          <w:sz w:val="15"/>
+        </w:rPr>
+        <w:t>#### `&lt;main&gt;`</w:t>
+      </w:r>
+    </w:p>
+    <w:p>
+      <w:pPr>
+        <w:spacing w:after="0" w:line="240" w:lineRule="auto"/>
+        <w:rPr>
+          <w:rFonts w:ascii="Consolas" w:eastAsia="Consolas" w:hAnsi="Consolas" w:cs="Consolas"/>
+          <w:b/>
+          <w:color w:val="1F6FEB"/>
+          <w:sz w:val="15"/>
+        </w:rPr>
+      </w:pPr>
+      <w:r>
+        <w:rPr>
+          <w:rFonts w:ascii="Consolas" w:eastAsia="Consolas" w:hAnsi="Consolas" w:cs="Consolas"/>
+          <w:b/>
+          <w:color w:val="1F6FEB"/>
+          <w:sz w:val="15"/>
+        </w:rPr>
+        <w:t>Contains the following sections:</w:t>
+      </w:r>
+    </w:p>
+    <w:p>
+      <w:pPr>
+        <w:spacing w:after="0" w:line="240" w:lineRule="auto"/>
+        <w:rPr>
+          <w:rFonts w:ascii="Consolas" w:eastAsia="Consolas" w:hAnsi="Consolas" w:cs="Consolas"/>
+          <w:b/>
+          <w:color w:val="1F6FEB"/>
+          <w:sz w:val="15"/>
+        </w:rPr>
+      </w:pPr>
+    </w:p>
+    <w:p>
+      <w:pPr>
+        <w:spacing w:after="0" w:line="240" w:lineRule="auto"/>
+        <w:rPr>
+          <w:rFonts w:ascii="Consolas" w:eastAsia="Consolas" w:hAnsi="Consolas" w:cs="Consolas"/>
+          <w:b/>
+          <w:color w:val="1F6FEB"/>
+          <w:sz w:val="15"/>
+        </w:rPr>
+      </w:pPr>
+      <w:r>
+        <w:rPr>
+          <w:rFonts w:ascii="Consolas" w:eastAsia="Consolas" w:hAnsi="Consolas" w:cs="Consolas"/>
+          <w:b/>
+          <w:color w:val="1F6FEB"/>
+          <w:sz w:val="15"/>
+        </w:rPr>
+        <w:t>- **`&lt;section&gt;`: Background**</w:t>
+      </w:r>
+    </w:p>
+    <w:p>
+      <w:pPr>
+        <w:spacing w:after="0" w:line="240" w:lineRule="auto"/>
+        <w:rPr>
+          <w:rFonts w:ascii="Consolas" w:eastAsia="Consolas" w:hAnsi="Consolas" w:cs="Consolas"/>
+          <w:b/>
+          <w:color w:val="1F6FEB"/>
+          <w:sz w:val="15"/>
+        </w:rPr>
+      </w:pPr>
+      <w:r>
+        <w:rPr>
+          <w:rFonts w:ascii="Consolas" w:eastAsia="Consolas" w:hAnsi="Consolas" w:cs="Consolas"/>
+          <w:b/>
+          <w:color w:val="1F6FEB"/>
+          <w:sz w:val="15"/>
+        </w:rPr>
+        <w:t xml:space="preserve">  - At least one paragraph describing background information</w:t>
+      </w:r>
+    </w:p>
+    <w:p>
+      <w:pPr>
+        <w:spacing w:after="0" w:line="240" w:lineRule="auto"/>
+        <w:rPr>
+          <w:rFonts w:ascii="Consolas" w:eastAsia="Consolas" w:hAnsi="Consolas" w:cs="Consolas"/>
+          <w:b/>
+          <w:color w:val="1F6FEB"/>
+          <w:sz w:val="15"/>
+        </w:rPr>
+      </w:pPr>
+    </w:p>
+    <w:p>
+      <w:pPr>
+        <w:spacing w:after="0" w:line="240" w:lineRule="auto"/>
+        <w:rPr>
+          <w:rFonts w:ascii="Consolas" w:eastAsia="Consolas" w:hAnsi="Consolas" w:cs="Consolas"/>
+          <w:b/>
+          <w:color w:val="1F6FEB"/>
+          <w:sz w:val="15"/>
+        </w:rPr>
+      </w:pPr>
+      <w:r>
+        <w:rPr>
+          <w:rFonts w:ascii="Consolas" w:eastAsia="Consolas" w:hAnsi="Consolas" w:cs="Consolas"/>
+          <w:b/>
+          <w:color w:val="1F6FEB"/>
+          <w:sz w:val="15"/>
+        </w:rPr>
+        <w:t>- **`&lt;section&gt;`: Skills**</w:t>
+      </w:r>
+    </w:p>
+    <w:p>
+      <w:pPr>
+        <w:spacing w:after="0" w:line="240" w:lineRule="auto"/>
+        <w:rPr>
+          <w:rFonts w:ascii="Consolas" w:eastAsia="Consolas" w:hAnsi="Consolas" w:cs="Consolas"/>
+          <w:b/>
+          <w:color w:val="1F6FEB"/>
+          <w:sz w:val="15"/>
+        </w:rPr>
+      </w:pPr>
+      <w:r>
+        <w:rPr>
+          <w:rFonts w:ascii="Consolas" w:eastAsia="Consolas" w:hAnsi="Consolas" w:cs="Consolas"/>
+          <w:b/>
+          <w:color w:val="1F6FEB"/>
+          <w:sz w:val="15"/>
+        </w:rPr>
+        <w:t xml:space="preserve">  - An ordered (`&lt;</w:t>
+      </w:r>
+      <w:proofErr w:type="spellStart"/>
+      <w:r>
+        <w:rPr>
+          <w:rFonts w:ascii="Consolas" w:eastAsia="Consolas" w:hAnsi="Consolas" w:cs="Consolas"/>
+          <w:b/>
+          <w:color w:val="1F6FEB"/>
+          <w:sz w:val="15"/>
+        </w:rPr>
+        <w:t>ol</w:t>
+      </w:r>
+      <w:proofErr w:type="spellEnd"/>
+      <w:r>
+        <w:rPr>
+          <w:rFonts w:ascii="Consolas" w:eastAsia="Consolas" w:hAnsi="Consolas" w:cs="Consolas"/>
+          <w:b/>
+          <w:color w:val="1F6FEB"/>
+          <w:sz w:val="15"/>
+        </w:rPr>
+        <w:t>&gt;`) or unordered (`&lt;</w:t>
+      </w:r>
+      <w:proofErr w:type="spellStart"/>
+      <w:r>
+        <w:rPr>
+          <w:rFonts w:ascii="Consolas" w:eastAsia="Consolas" w:hAnsi="Consolas" w:cs="Consolas"/>
+          <w:b/>
+          <w:color w:val="1F6FEB"/>
+          <w:sz w:val="15"/>
+        </w:rPr>
+        <w:t>ul</w:t>
+      </w:r>
+      <w:proofErr w:type="spellEnd"/>
+      <w:r>
+        <w:rPr>
+          <w:rFonts w:ascii="Consolas" w:eastAsia="Consolas" w:hAnsi="Consolas" w:cs="Consolas"/>
+          <w:b/>
+          <w:color w:val="1F6FEB"/>
+          <w:sz w:val="15"/>
+        </w:rPr>
+        <w:t>&gt;`) list of skills</w:t>
+      </w:r>
+    </w:p>
+    <w:p>
+      <w:pPr>
+        <w:spacing w:after="0" w:line="240" w:lineRule="auto"/>
+        <w:rPr>
+          <w:rFonts w:ascii="Consolas" w:eastAsia="Consolas" w:hAnsi="Consolas" w:cs="Consolas"/>
+          <w:b/>
+          <w:color w:val="1F6FEB"/>
+          <w:sz w:val="15"/>
+        </w:rPr>
+      </w:pPr>
+    </w:p>
+    <w:p>
+      <w:pPr>
+        <w:spacing w:after="0" w:line="240" w:lineRule="auto"/>
+        <w:rPr>
+          <w:rFonts w:ascii="Consolas" w:eastAsia="Consolas" w:hAnsi="Consolas" w:cs="Consolas"/>
+          <w:b/>
+          <w:color w:val="1F6FEB"/>
+          <w:sz w:val="15"/>
+        </w:rPr>
+      </w:pPr>
+      <w:r>
+        <w:rPr>
+          <w:rFonts w:ascii="Consolas" w:eastAsia="Consolas" w:hAnsi="Consolas" w:cs="Consolas"/>
+          <w:b/>
+          <w:color w:val="1F6FEB"/>
+          <w:sz w:val="15"/>
+        </w:rPr>
+        <w:t>- **`&lt;section&gt;`: Projects**</w:t>
+      </w:r>
+    </w:p>
+    <w:p>
+      <w:pPr>
+        <w:spacing w:after="0" w:line="240" w:lineRule="auto"/>
+        <w:rPr>
+          <w:rFonts w:ascii="Consolas" w:eastAsia="Consolas" w:hAnsi="Consolas" w:cs="Consolas"/>
+          <w:b/>
+          <w:color w:val="1F6FEB"/>
+          <w:sz w:val="15"/>
+        </w:rPr>
+      </w:pPr>
+      <w:r>
+        <w:rPr>
+          <w:rFonts w:ascii="Consolas" w:eastAsia="Consolas" w:hAnsi="Consolas" w:cs="Consolas"/>
+          <w:b/>
+          <w:color w:val="1F6FEB"/>
+          <w:sz w:val="15"/>
+        </w:rPr>
+        <w:t xml:space="preserve">  - At least **two `&lt;article&gt;` elements**</w:t>
+      </w:r>
+    </w:p>
+    <w:p>
+      <w:pPr>
+        <w:spacing w:after="0" w:line="240" w:lineRule="auto"/>
+        <w:rPr>
+          <w:rFonts w:ascii="Consolas" w:eastAsia="Consolas" w:hAnsi="Consolas" w:cs="Consolas"/>
+          <w:b/>
+          <w:color w:val="1F6FEB"/>
+          <w:sz w:val="15"/>
+        </w:rPr>
+      </w:pPr>
+      <w:r>
+        <w:rPr>
+          <w:rFonts w:ascii="Consolas" w:eastAsia="Consolas" w:hAnsi="Consolas" w:cs="Consolas"/>
+          <w:b/>
+          <w:color w:val="1F6FEB"/>
+          <w:sz w:val="15"/>
+        </w:rPr>
+        <w:t xml:space="preserve">  - Each article must include:</w:t>
+      </w:r>
+    </w:p>
+    <w:p>
+      <w:pPr>
+        <w:spacing w:after="0" w:line="240" w:lineRule="auto"/>
+        <w:rPr>
+          <w:rFonts w:ascii="Consolas" w:eastAsia="Consolas" w:hAnsi="Consolas" w:cs="Consolas"/>
+          <w:b/>
+          <w:color w:val="1F6FEB"/>
+          <w:sz w:val="15"/>
+        </w:rPr>
+      </w:pPr>
+      <w:r>
+        <w:rPr>
+          <w:rFonts w:ascii="Consolas" w:eastAsia="Consolas" w:hAnsi="Consolas" w:cs="Consolas"/>
+          <w:b/>
+          <w:color w:val="1F6FEB"/>
+          <w:sz w:val="15"/>
+        </w:rPr>
+        <w:t xml:space="preserve">    - A heading</w:t>
+      </w:r>
+    </w:p>
+    <w:p>
+      <w:pPr>
+        <w:spacing w:after="0" w:line="240" w:lineRule="auto"/>
+        <w:rPr>
+          <w:rFonts w:ascii="Consolas" w:eastAsia="Consolas" w:hAnsi="Consolas" w:cs="Consolas"/>
+          <w:b/>
+          <w:color w:val="1F6FEB"/>
+          <w:sz w:val="15"/>
+        </w:rPr>
+      </w:pPr>
+      <w:r>
+        <w:rPr>
+          <w:rFonts w:ascii="Consolas" w:eastAsia="Consolas" w:hAnsi="Consolas" w:cs="Consolas"/>
+          <w:b/>
+          <w:color w:val="1F6FEB"/>
+          <w:sz w:val="15"/>
+        </w:rPr>
+        <w:t xml:space="preserve">    - A short description</w:t>
+      </w:r>
+    </w:p>
+    <w:p>
+      <w:pPr>
+        <w:spacing w:after="0" w:line="240" w:lineRule="auto"/>
+        <w:rPr>
+          <w:rFonts w:ascii="Consolas" w:eastAsia="Consolas" w:hAnsi="Consolas" w:cs="Consolas"/>
+          <w:b/>
+          <w:color w:val="1F6FEB"/>
+          <w:sz w:val="15"/>
+        </w:rPr>
+      </w:pPr>
+    </w:p>
+    <w:p>
+      <w:pPr>
+        <w:spacing w:after="0" w:line="240" w:lineRule="auto"/>
+        <w:rPr>
+          <w:rFonts w:ascii="Consolas" w:eastAsia="Consolas" w:hAnsi="Consolas" w:cs="Consolas"/>
+          <w:b/>
+          <w:color w:val="1F6FEB"/>
+          <w:sz w:val="15"/>
+        </w:rPr>
+      </w:pPr>
+      <w:r>
+        <w:rPr>
+          <w:rFonts w:ascii="Consolas" w:eastAsia="Consolas" w:hAnsi="Consolas" w:cs="Consolas"/>
+          <w:b/>
+          <w:color w:val="1F6FEB"/>
+          <w:sz w:val="15"/>
+        </w:rPr>
+        <w:t>#### `&lt;aside&gt;`</w:t>
+      </w:r>
+    </w:p>
+    <w:p>
+      <w:pPr>
+        <w:spacing w:after="0" w:line="240" w:lineRule="auto"/>
+        <w:rPr>
+          <w:rFonts w:ascii="Consolas" w:eastAsia="Consolas" w:hAnsi="Consolas" w:cs="Consolas"/>
+          <w:b/>
+          <w:color w:val="1F6FEB"/>
+          <w:sz w:val="15"/>
+        </w:rPr>
+      </w:pPr>
+      <w:r>
+        <w:rPr>
+          <w:rFonts w:ascii="Consolas" w:eastAsia="Consolas" w:hAnsi="Consolas" w:cs="Consolas"/>
+          <w:b/>
+          <w:color w:val="1F6FEB"/>
+          <w:sz w:val="15"/>
+        </w:rPr>
+        <w:t>- Fun facts, quick info, or personal highlights</w:t>
+      </w:r>
+    </w:p>
+    <w:p>
+      <w:pPr>
+        <w:spacing w:after="0" w:line="240" w:lineRule="auto"/>
+        <w:rPr>
+          <w:rFonts w:ascii="Consolas" w:eastAsia="Consolas" w:hAnsi="Consolas" w:cs="Consolas"/>
+          <w:b/>
+          <w:color w:val="1F6FEB"/>
+          <w:sz w:val="15"/>
+        </w:rPr>
+      </w:pPr>
+    </w:p>
+    <w:p>
+      <w:pPr>
+        <w:spacing w:after="0" w:line="240" w:lineRule="auto"/>
+        <w:rPr>
+          <w:rFonts w:ascii="Consolas" w:eastAsia="Consolas" w:hAnsi="Consolas" w:cs="Consolas"/>
+          <w:b/>
+          <w:color w:val="1F6FEB"/>
+          <w:sz w:val="15"/>
+        </w:rPr>
+      </w:pPr>
+      <w:r>
+        <w:rPr>
+          <w:rFonts w:ascii="Consolas" w:eastAsia="Consolas" w:hAnsi="Consolas" w:cs="Consolas"/>
+          <w:b/>
+          <w:color w:val="1F6FEB"/>
+          <w:sz w:val="15"/>
+        </w:rPr>
+        <w:t>#### `&lt;footer&gt;`</w:t>
+      </w:r>
+    </w:p>
+    <w:p>
+      <w:pPr>
+        <w:spacing w:after="0" w:line="240" w:lineRule="auto"/>
+        <w:rPr>
+          <w:rFonts w:ascii="Consolas" w:eastAsia="Consolas" w:hAnsi="Consolas" w:cs="Consolas"/>
+          <w:b/>
+          <w:color w:val="1F6FEB"/>
+          <w:sz w:val="15"/>
+        </w:rPr>
+      </w:pPr>
+      <w:r>
+        <w:rPr>
+          <w:rFonts w:ascii="Consolas" w:eastAsia="Consolas" w:hAnsi="Consolas" w:cs="Consolas"/>
+          <w:b/>
+          <w:color w:val="1F6FEB"/>
+          <w:sz w:val="15"/>
+        </w:rPr>
+        <w:t>- Copyright text</w:t>
+      </w:r>
+    </w:p>
+    <w:p>
+      <w:pPr>
+        <w:spacing w:after="0" w:line="240" w:lineRule="auto"/>
+        <w:rPr>
+          <w:rFonts w:ascii="Consolas" w:eastAsia="Consolas" w:hAnsi="Consolas" w:cs="Consolas"/>
+          <w:b/>
+          <w:color w:val="1F6FEB"/>
+          <w:sz w:val="15"/>
+        </w:rPr>
+      </w:pPr>
+      <w:r>
+        <w:rPr>
+          <w:rFonts w:ascii="Consolas" w:eastAsia="Consolas" w:hAnsi="Consolas" w:cs="Consolas"/>
+          <w:b/>
+          <w:color w:val="1F6FEB"/>
+          <w:sz w:val="15"/>
+        </w:rPr>
+        <w:t>- One external link that opens in a new tab</w:t>
+      </w:r>
+    </w:p>
+    <w:p>
+      <w:pPr>
+        <w:spacing w:after="0" w:line="240" w:lineRule="auto"/>
+        <w:rPr>
+          <w:rFonts w:ascii="Consolas" w:eastAsia="Consolas" w:hAnsi="Consolas" w:cs="Consolas"/>
+          <w:b/>
+          <w:color w:val="1F6FEB"/>
+          <w:sz w:val="15"/>
+        </w:rPr>
+      </w:pPr>
+    </w:p>
+    <w:p>
+      <w:pPr>
+        <w:spacing w:after="0" w:line="240" w:lineRule="auto"/>
+        <w:rPr>
+          <w:rFonts w:ascii="Consolas" w:eastAsia="Consolas" w:hAnsi="Consolas" w:cs="Consolas"/>
+          <w:b/>
+          <w:color w:val="1F6FEB"/>
+          <w:sz w:val="15"/>
+        </w:rPr>
+      </w:pPr>
+      <w:r>
+        <w:rPr>
+          <w:rFonts w:ascii="Consolas" w:eastAsia="Consolas" w:hAnsi="Consolas" w:cs="Consolas"/>
+          <w:b/>
+          <w:color w:val="1F6FEB"/>
+          <w:sz w:val="15"/>
+        </w:rPr>
+        <w:t>---</w:t>
+      </w:r>
+    </w:p>
+    <w:p>
+      <w:pPr>
+        <w:spacing w:after="0" w:line="240" w:lineRule="auto"/>
+        <w:rPr>
+          <w:rFonts w:ascii="Consolas" w:eastAsia="Consolas" w:hAnsi="Consolas" w:cs="Consolas"/>
+          <w:b/>
+          <w:color w:val="1F6FEB"/>
+          <w:sz w:val="15"/>
+        </w:rPr>
+      </w:pPr>
+    </w:p>
+    <w:p>
+      <w:pPr>
+        <w:spacing w:after="0" w:line="240" w:lineRule="auto"/>
+        <w:rPr>
+          <w:rFonts w:ascii="Consolas" w:eastAsia="Consolas" w:hAnsi="Consolas" w:cs="Consolas"/>
+          <w:b/>
+          <w:color w:val="1F6FEB"/>
+          <w:sz w:val="15"/>
+        </w:rPr>
+      </w:pPr>
+      <w:r>
+        <w:rPr>
+          <w:rFonts w:ascii="Consolas" w:eastAsia="Consolas" w:hAnsi="Consolas" w:cs="Consolas"/>
+          <w:b/>
+          <w:color w:val="1F6FEB"/>
+          <w:sz w:val="15"/>
+        </w:rPr>
+        <w:t>### 3. Required HTML Elements</w:t>
+      </w:r>
+    </w:p>
+    <w:p>
+      <w:pPr>
+        <w:spacing w:after="0" w:line="240" w:lineRule="auto"/>
+        <w:rPr>
+          <w:rFonts w:ascii="Consolas" w:eastAsia="Consolas" w:hAnsi="Consolas" w:cs="Consolas"/>
+          <w:b/>
+          <w:color w:val="1F6FEB"/>
+          <w:sz w:val="15"/>
+        </w:rPr>
+      </w:pPr>
+    </w:p>
+    <w:p>
+      <w:pPr>
+        <w:spacing w:after="0" w:line="240" w:lineRule="auto"/>
+        <w:rPr>
+          <w:rFonts w:ascii="Consolas" w:eastAsia="Consolas" w:hAnsi="Consolas" w:cs="Consolas"/>
+          <w:b/>
+          <w:color w:val="1F6FEB"/>
+          <w:sz w:val="15"/>
+        </w:rPr>
+      </w:pPr>
+      <w:r>
+        <w:rPr>
+          <w:rFonts w:ascii="Consolas" w:eastAsia="Consolas" w:hAnsi="Consolas" w:cs="Consolas"/>
+          <w:b/>
+          <w:color w:val="1F6FEB"/>
+          <w:sz w:val="15"/>
+        </w:rPr>
+        <w:t>Your page must use:</w:t>
+      </w:r>
+    </w:p>
+    <w:p>
+      <w:pPr>
+        <w:spacing w:after="0" w:line="240" w:lineRule="auto"/>
+        <w:rPr>
+          <w:rFonts w:ascii="Consolas" w:eastAsia="Consolas" w:hAnsi="Consolas" w:cs="Consolas"/>
+          <w:b/>
+          <w:color w:val="1F6FEB"/>
+          <w:sz w:val="15"/>
+        </w:rPr>
+      </w:pPr>
+      <w:r>
+        <w:rPr>
+          <w:rFonts w:ascii="Consolas" w:eastAsia="Consolas" w:hAnsi="Consolas" w:cs="Consolas"/>
+          <w:b/>
+          <w:color w:val="1F6FEB"/>
+          <w:sz w:val="15"/>
+        </w:rPr>
+        <w:t>- Headings (`&lt;h1&gt;`–`&lt;h3&gt;`)</w:t>
+      </w:r>
+    </w:p>
+    <w:p>
+      <w:pPr>
+        <w:spacing w:after="0" w:line="240" w:lineRule="auto"/>
+        <w:rPr>
+          <w:rFonts w:ascii="Consolas" w:eastAsia="Consolas" w:hAnsi="Consolas" w:cs="Consolas"/>
+          <w:b/>
+          <w:color w:val="1F6FEB"/>
+          <w:sz w:val="15"/>
+        </w:rPr>
+      </w:pPr>
+      <w:r>
+        <w:rPr>
+          <w:rFonts w:ascii="Consolas" w:eastAsia="Consolas" w:hAnsi="Consolas" w:cs="Consolas"/>
+          <w:b/>
+          <w:color w:val="1F6FEB"/>
+          <w:sz w:val="15"/>
+        </w:rPr>
+        <w:t>- Links (`&lt;a&gt;`)</w:t>
+      </w:r>
+    </w:p>
+    <w:p>
+      <w:pPr>
+        <w:spacing w:after="0" w:line="240" w:lineRule="auto"/>
+        <w:rPr>
+          <w:rFonts w:ascii="Consolas" w:eastAsia="Consolas" w:hAnsi="Consolas" w:cs="Consolas"/>
+          <w:b/>
+          <w:color w:val="1F6FEB"/>
+          <w:sz w:val="15"/>
+        </w:rPr>
+      </w:pPr>
+      <w:r>
+        <w:rPr>
+          <w:rFonts w:ascii="Consolas" w:eastAsia="Consolas" w:hAnsi="Consolas" w:cs="Consolas"/>
+          <w:b/>
+          <w:color w:val="1F6FEB"/>
+          <w:sz w:val="15"/>
+        </w:rPr>
+        <w:t>- Images (`&lt;</w:t>
+      </w:r>
+      <w:proofErr w:type="spellStart"/>
+      <w:r>
+        <w:rPr>
+          <w:rFonts w:ascii="Consolas" w:eastAsia="Consolas" w:hAnsi="Consolas" w:cs="Consolas"/>
+          <w:b/>
+          <w:color w:val="1F6FEB"/>
+          <w:sz w:val="15"/>
+        </w:rPr>
+        <w:t>img</w:t>
+      </w:r>
+      <w:proofErr w:type="spellEnd"/>
+      <w:r>
+        <w:rPr>
+          <w:rFonts w:ascii="Consolas" w:eastAsia="Consolas" w:hAnsi="Consolas" w:cs="Consolas"/>
+          <w:b/>
+          <w:color w:val="1F6FEB"/>
+          <w:sz w:val="15"/>
+        </w:rPr>
+        <w:t>&gt;` with proper `alt` text)</w:t>
+      </w:r>
+    </w:p>
+    <w:p>
+      <w:pPr>
+        <w:spacing w:after="0" w:line="240" w:lineRule="auto"/>
+        <w:rPr>
+          <w:rFonts w:ascii="Consolas" w:eastAsia="Consolas" w:hAnsi="Consolas" w:cs="Consolas"/>
+          <w:b/>
+          <w:color w:val="1F6FEB"/>
+          <w:sz w:val="15"/>
+        </w:rPr>
+      </w:pPr>
+      <w:r>
+        <w:rPr>
+          <w:rFonts w:ascii="Consolas" w:eastAsia="Consolas" w:hAnsi="Consolas" w:cs="Consolas"/>
+          <w:b/>
+          <w:color w:val="1F6FEB"/>
+          <w:sz w:val="15"/>
+        </w:rPr>
+        <w:t>- Lists (`&lt;</w:t>
+      </w:r>
+      <w:proofErr w:type="spellStart"/>
+      <w:r>
+        <w:rPr>
+          <w:rFonts w:ascii="Consolas" w:eastAsia="Consolas" w:hAnsi="Consolas" w:cs="Consolas"/>
+          <w:b/>
+          <w:color w:val="1F6FEB"/>
+          <w:sz w:val="15"/>
+        </w:rPr>
+        <w:t>ul</w:t>
+      </w:r>
+      <w:proofErr w:type="spellEnd"/>
+      <w:r>
+        <w:rPr>
+          <w:rFonts w:ascii="Consolas" w:eastAsia="Consolas" w:hAnsi="Consolas" w:cs="Consolas"/>
+          <w:b/>
+          <w:color w:val="1F6FEB"/>
+          <w:sz w:val="15"/>
+        </w:rPr>
+        <w:t>&gt;` or `&lt;</w:t>
+      </w:r>
+      <w:proofErr w:type="spellStart"/>
+      <w:r>
+        <w:rPr>
+          <w:rFonts w:ascii="Consolas" w:eastAsia="Consolas" w:hAnsi="Consolas" w:cs="Consolas"/>
+          <w:b/>
+          <w:color w:val="1F6FEB"/>
+          <w:sz w:val="15"/>
+        </w:rPr>
+        <w:t>ol</w:t>
+      </w:r>
+      <w:proofErr w:type="spellEnd"/>
+      <w:r>
+        <w:rPr>
+          <w:rFonts w:ascii="Consolas" w:eastAsia="Consolas" w:hAnsi="Consolas" w:cs="Consolas"/>
+          <w:b/>
+          <w:color w:val="1F6FEB"/>
+          <w:sz w:val="15"/>
+        </w:rPr>
+        <w:t>&gt;`)</w:t>
+      </w:r>
+    </w:p>
+    <w:p>
+      <w:pPr>
+        <w:spacing w:after="0" w:line="240" w:lineRule="auto"/>
+        <w:rPr>
+          <w:rFonts w:ascii="Consolas" w:eastAsia="Consolas" w:hAnsi="Consolas" w:cs="Consolas"/>
+          <w:b/>
+          <w:color w:val="1F6FEB"/>
+          <w:sz w:val="15"/>
+        </w:rPr>
+      </w:pPr>
+      <w:r>
+        <w:rPr>
+          <w:rFonts w:ascii="Consolas" w:eastAsia="Consolas" w:hAnsi="Consolas" w:cs="Consolas"/>
+          <w:b/>
+          <w:color w:val="1F6FEB"/>
+          <w:sz w:val="15"/>
+        </w:rPr>
+        <w:t>- Line breaks (`&lt;</w:t>
+      </w:r>
+      <w:proofErr w:type="spellStart"/>
+      <w:r>
+        <w:rPr>
+          <w:rFonts w:ascii="Consolas" w:eastAsia="Consolas" w:hAnsi="Consolas" w:cs="Consolas"/>
+          <w:b/>
+          <w:color w:val="1F6FEB"/>
+          <w:sz w:val="15"/>
+        </w:rPr>
+        <w:t>br</w:t>
+      </w:r>
+      <w:proofErr w:type="spellEnd"/>
+      <w:r>
+        <w:rPr>
+          <w:rFonts w:ascii="Consolas" w:eastAsia="Consolas" w:hAnsi="Consolas" w:cs="Consolas"/>
+          <w:b/>
+          <w:color w:val="1F6FEB"/>
+          <w:sz w:val="15"/>
+        </w:rPr>
+        <w:t>&gt;`) **or** a horizontal rule (`&lt;hr&gt;`)</w:t>
+      </w:r>
+    </w:p>
+    <w:p>
+      <w:pPr>
+        <w:spacing w:after="0" w:line="240" w:lineRule="auto"/>
+        <w:rPr>
+          <w:rFonts w:ascii="Consolas" w:eastAsia="Consolas" w:hAnsi="Consolas" w:cs="Consolas"/>
+          <w:b/>
+          <w:color w:val="1F6FEB"/>
+          <w:sz w:val="15"/>
+        </w:rPr>
+      </w:pPr>
+    </w:p>
+    <w:p>
+      <w:pPr>
+        <w:spacing w:after="0" w:line="240" w:lineRule="auto"/>
+        <w:rPr>
+          <w:rFonts w:ascii="Consolas" w:eastAsia="Consolas" w:hAnsi="Consolas" w:cs="Consolas"/>
+          <w:b/>
+          <w:color w:val="1F6FEB"/>
+          <w:sz w:val="15"/>
+        </w:rPr>
+      </w:pPr>
+      <w:r>
+        <w:rPr>
+          <w:rFonts w:ascii="Consolas" w:eastAsia="Consolas" w:hAnsi="Consolas" w:cs="Consolas"/>
+          <w:b/>
+          <w:color w:val="1F6FEB"/>
+          <w:sz w:val="15"/>
+        </w:rPr>
+        <w:t>---</w:t>
+      </w:r>
+    </w:p>
+    <w:p>
+      <w:pPr>
+        <w:spacing w:after="0" w:line="240" w:lineRule="auto"/>
+        <w:rPr>
+          <w:rFonts w:ascii="Consolas" w:eastAsia="Consolas" w:hAnsi="Consolas" w:cs="Consolas"/>
+          <w:b/>
+          <w:color w:val="1F6FEB"/>
+          <w:sz w:val="15"/>
+        </w:rPr>
+      </w:pPr>
+    </w:p>
+    <w:p>
+      <w:pPr>
+        <w:spacing w:after="0" w:line="240" w:lineRule="auto"/>
+        <w:rPr>
+          <w:rFonts w:ascii="Consolas" w:eastAsia="Consolas" w:hAnsi="Consolas" w:cs="Consolas"/>
+          <w:b/>
+          <w:color w:val="1F6FEB"/>
+          <w:sz w:val="15"/>
+        </w:rPr>
+      </w:pPr>
+      <w:r>
+        <w:rPr>
+          <w:rFonts w:ascii="Consolas" w:eastAsia="Consolas" w:hAnsi="Consolas" w:cs="Consolas"/>
+          <w:b/>
+          <w:color w:val="1F6FEB"/>
+          <w:sz w:val="15"/>
+        </w:rPr>
+        <w:t>## Stretch Goals (Optional)</w:t>
+      </w:r>
+    </w:p>
+    <w:p>
+      <w:pPr>
+        <w:spacing w:after="0" w:line="240" w:lineRule="auto"/>
+        <w:rPr>
+          <w:rFonts w:ascii="Consolas" w:eastAsia="Consolas" w:hAnsi="Consolas" w:cs="Consolas"/>
+          <w:b/>
+          <w:color w:val="1F6FEB"/>
+          <w:sz w:val="15"/>
+        </w:rPr>
+      </w:pPr>
+      <w:r>
+        <w:rPr>
+          <w:rFonts w:ascii="Consolas" w:eastAsia="Consolas" w:hAnsi="Consolas" w:cs="Consolas"/>
+          <w:b/>
+          <w:color w:val="1F6FEB"/>
+          <w:sz w:val="15"/>
+        </w:rPr>
+        <w:t>If you finish early, try one or more of the following:</w:t>
+      </w:r>
+    </w:p>
+    <w:p>
+      <w:pPr>
+        <w:spacing w:after="0" w:line="240" w:lineRule="auto"/>
+        <w:rPr>
+          <w:rFonts w:ascii="Consolas" w:eastAsia="Consolas" w:hAnsi="Consolas" w:cs="Consolas"/>
+          <w:b/>
+          <w:color w:val="1F6FEB"/>
+          <w:sz w:val="15"/>
+        </w:rPr>
+      </w:pPr>
+      <w:r>
+        <w:rPr>
+          <w:rFonts w:ascii="Consolas" w:eastAsia="Consolas" w:hAnsi="Consolas" w:cs="Consolas"/>
+          <w:b/>
+          <w:color w:val="1F6FEB"/>
+          <w:sz w:val="15"/>
+        </w:rPr>
+        <w:lastRenderedPageBreak/>
+        <w:t>- Add a `&lt;</w:t>
+      </w:r>
+      <w:proofErr w:type="spellStart"/>
+      <w:r>
+        <w:rPr>
+          <w:rFonts w:ascii="Consolas" w:eastAsia="Consolas" w:hAnsi="Consolas" w:cs="Consolas"/>
+          <w:b/>
+          <w:color w:val="1F6FEB"/>
+          <w:sz w:val="15"/>
+        </w:rPr>
+        <w:t>nav</w:t>
+      </w:r>
+      <w:proofErr w:type="spellEnd"/>
+      <w:r>
+        <w:rPr>
+          <w:rFonts w:ascii="Consolas" w:eastAsia="Consolas" w:hAnsi="Consolas" w:cs="Consolas"/>
+          <w:b/>
+          <w:color w:val="1F6FEB"/>
+          <w:sz w:val="15"/>
+        </w:rPr>
+        <w:t>&gt;` with anchor links to jump between sections</w:t>
+      </w:r>
+    </w:p>
+    <w:p>
+      <w:pPr>
+        <w:spacing w:after="0" w:line="240" w:lineRule="auto"/>
+        <w:rPr>
+          <w:rFonts w:ascii="Consolas" w:eastAsia="Consolas" w:hAnsi="Consolas" w:cs="Consolas"/>
+          <w:b/>
+          <w:color w:val="1F6FEB"/>
+          <w:sz w:val="15"/>
+        </w:rPr>
+      </w:pPr>
+      <w:r>
+        <w:rPr>
+          <w:rFonts w:ascii="Consolas" w:eastAsia="Consolas" w:hAnsi="Consolas" w:cs="Consolas"/>
+          <w:b/>
+          <w:color w:val="1F6FEB"/>
+          <w:sz w:val="15"/>
+        </w:rPr>
+        <w:t>- Use `&lt;figure&gt;` and `&lt;</w:t>
+      </w:r>
+      <w:proofErr w:type="spellStart"/>
+      <w:r>
+        <w:rPr>
+          <w:rFonts w:ascii="Consolas" w:eastAsia="Consolas" w:hAnsi="Consolas" w:cs="Consolas"/>
+          <w:b/>
+          <w:color w:val="1F6FEB"/>
+          <w:sz w:val="15"/>
+        </w:rPr>
+        <w:t>figcaption</w:t>
+      </w:r>
+      <w:proofErr w:type="spellEnd"/>
+      <w:r>
+        <w:rPr>
+          <w:rFonts w:ascii="Consolas" w:eastAsia="Consolas" w:hAnsi="Consolas" w:cs="Consolas"/>
+          <w:b/>
+          <w:color w:val="1F6FEB"/>
+          <w:sz w:val="15"/>
+        </w:rPr>
+        <w:t>&gt;` for an image</w:t>
+      </w:r>
+    </w:p>
+    <w:p>
+      <w:pPr>
+        <w:spacing w:after="0" w:line="240" w:lineRule="auto"/>
+        <w:rPr>
+          <w:rFonts w:ascii="Consolas" w:eastAsia="Consolas" w:hAnsi="Consolas" w:cs="Consolas"/>
+          <w:b/>
+          <w:color w:val="1F6FEB"/>
+          <w:sz w:val="15"/>
+        </w:rPr>
+      </w:pPr>
+      <w:r>
+        <w:rPr>
+          <w:rFonts w:ascii="Consolas" w:eastAsia="Consolas" w:hAnsi="Consolas" w:cs="Consolas"/>
+          <w:b/>
+          <w:color w:val="1F6FEB"/>
+          <w:sz w:val="15"/>
+        </w:rPr>
+        <w:t>- Add a `&lt;table&gt;` listing skills or tools</w:t>
+      </w:r>
+    </w:p>
+    <w:p>
+      <w:pPr>
+        <w:spacing w:after="0" w:line="240" w:lineRule="auto"/>
+        <w:rPr>
+          <w:rFonts w:ascii="Consolas" w:eastAsia="Consolas" w:hAnsi="Consolas" w:cs="Consolas"/>
+          <w:b/>
+          <w:color w:val="1F6FEB"/>
+          <w:sz w:val="15"/>
+        </w:rPr>
+      </w:pPr>
+    </w:p>
+    <w:p>
+      <w:pPr>
+        <w:spacing w:after="0" w:line="240" w:lineRule="auto"/>
+        <w:rPr>
+          <w:rFonts w:ascii="Consolas" w:eastAsia="Consolas" w:hAnsi="Consolas" w:cs="Consolas"/>
+          <w:b/>
+          <w:color w:val="1F6FEB"/>
+          <w:sz w:val="15"/>
+        </w:rPr>
+      </w:pPr>
+      <w:r>
+        <w:rPr>
+          <w:rFonts w:ascii="Consolas" w:eastAsia="Consolas" w:hAnsi="Consolas" w:cs="Consolas"/>
+          <w:b/>
+          <w:color w:val="1F6FEB"/>
+          <w:sz w:val="15"/>
+        </w:rPr>
+        <w:t>---</w:t>
+      </w:r>
+    </w:p>
+    <w:p>
+      <w:pPr>
+        <w:spacing w:after="0" w:line="240" w:lineRule="auto"/>
+        <w:rPr>
+          <w:rFonts w:ascii="Consolas" w:eastAsia="Consolas" w:hAnsi="Consolas" w:cs="Consolas"/>
+          <w:b/>
+          <w:color w:val="1F6FEB"/>
+          <w:sz w:val="15"/>
+        </w:rPr>
+      </w:pPr>
+    </w:p>
+    <w:p>
+      <w:pPr>
+        <w:spacing w:after="0" w:line="240" w:lineRule="auto"/>
+        <w:rPr>
+          <w:rFonts w:ascii="Consolas" w:eastAsia="Consolas" w:hAnsi="Consolas" w:cs="Consolas"/>
+          <w:b/>
+          <w:color w:val="1F6FEB"/>
+          <w:sz w:val="15"/>
+        </w:rPr>
+      </w:pPr>
+      <w:r>
+        <w:rPr>
+          <w:rFonts w:ascii="Consolas" w:eastAsia="Consolas" w:hAnsi="Consolas" w:cs="Consolas"/>
+          <w:b/>
+          <w:color w:val="1F6FEB"/>
+          <w:sz w:val="15"/>
+        </w:rPr>
+        <w:t>## Notes</w:t>
+      </w:r>
+    </w:p>
+    <w:p>
+      <w:pPr>
+        <w:spacing w:after="0" w:line="240" w:lineRule="auto"/>
+        <w:rPr>
+          <w:rFonts w:ascii="Consolas" w:eastAsia="Consolas" w:hAnsi="Consolas" w:cs="Consolas"/>
+          <w:b/>
+          <w:color w:val="1F6FEB"/>
+          <w:sz w:val="15"/>
+        </w:rPr>
+      </w:pPr>
+      <w:r>
+        <w:rPr>
+          <w:rFonts w:ascii="Consolas" w:eastAsia="Consolas" w:hAnsi="Consolas" w:cs="Consolas"/>
+          <w:b/>
+          <w:color w:val="1F6FEB"/>
+          <w:sz w:val="15"/>
+        </w:rPr>
+        <w:t>- Visual styling does **not** matter</w:t>
+      </w:r>
+    </w:p>
+    <w:p>
+      <w:pPr>
+        <w:spacing w:after="0" w:line="240" w:lineRule="auto"/>
+        <w:rPr>
+          <w:rFonts w:ascii="Consolas" w:eastAsia="Consolas" w:hAnsi="Consolas" w:cs="Consolas"/>
+          <w:b/>
+          <w:color w:val="1F6FEB"/>
+          <w:sz w:val="15"/>
+        </w:rPr>
+      </w:pPr>
+      <w:r>
+        <w:rPr>
+          <w:rFonts w:ascii="Consolas" w:eastAsia="Consolas" w:hAnsi="Consolas" w:cs="Consolas"/>
+          <w:b/>
+          <w:color w:val="1F6FEB"/>
+          <w:sz w:val="15"/>
+        </w:rPr>
+        <w:t>- Focus on structure, semantics, and correctness</w:t>
+      </w:r>
+    </w:p>
+    <w:p>
+      <w:pPr>
+        <w:spacing w:after="0" w:line="240" w:lineRule="auto"/>
+        <w:rPr>
+          <w:rFonts w:ascii="Consolas" w:eastAsia="Consolas" w:hAnsi="Consolas" w:cs="Consolas"/>
+          <w:b/>
+          <w:color w:val="1F6FEB"/>
+          <w:sz w:val="15"/>
+        </w:rPr>
+      </w:pPr>
+      <w:r>
+        <w:rPr>
+          <w:rFonts w:ascii="Consolas" w:eastAsia="Consolas" w:hAnsi="Consolas" w:cs="Consolas"/>
+          <w:b/>
+          <w:color w:val="1F6FEB"/>
+          <w:sz w:val="15"/>
+        </w:rPr>
+        <w:t>- Clean indentation and readable HTML are expected</w:t>
+      </w:r>
+    </w:p>
+    <w:p>
+      <w:pPr>
+        <w:spacing w:after="0" w:line="240" w:lineRule="auto"/>
+        <w:rPr>
+          <w:rFonts w:ascii="Consolas" w:eastAsia="Consolas" w:hAnsi="Consolas" w:cs="Consolas"/>
+          <w:b/>
+          <w:color w:val="1F6FEB"/>
+          <w:sz w:val="15"/>
+        </w:rPr>
+      </w:pPr>
+    </w:p>
+    <w:p>
+      <w:pPr>
+        <w:spacing w:after="0" w:line="240" w:lineRule="auto"/>
+        <w:rPr>
+          <w:rFonts w:ascii="inherit" w:eastAsia="inherit" w:hAnsi="inherit" w:cs="inherit"/>
+          <w:sz w:val="17"/>
+        </w:rPr>
+      </w:pPr>
+    </w:p>
+    <w:p>
+      <w:pPr>
+        <w:spacing w:after="0" w:line="240" w:lineRule="auto"/>
+        <w:rPr>
+          <w:rFonts w:ascii="inherit" w:eastAsia="inherit" w:hAnsi="inherit" w:cs="inherit"/>
+          <w:sz w:val="17"/>
+        </w:rPr>
+      </w:pPr>
+    </w:p>
+    <w:p>
+      <w:pPr>
+        <w:spacing w:after="0" w:line="240" w:lineRule="auto"/>
+        <w:rPr>
+          <w:rFonts w:ascii="inherit" w:eastAsia="inherit" w:hAnsi="inherit" w:cs="inherit"/>
+          <w:sz w:val="17"/>
+        </w:rPr>
+      </w:pPr>
+    </w:p>
+    <w:p>
+      <w:r>
+        <w:t>## Requirements (Must Complete)</w:t>
+      </w:r>
+    </w:p>
     <w:p/>
     <w:p>
       <w:r>
-        <w:t>## Requirements (Must Complete)</w:t>
+        <w:t xml:space="preserve">### 1) </w:t>
+      </w:r>
+      <w:proofErr w:type="gramStart"/>
+      <w:r>
+        <w:t>Selectors</w:t>
+      </w:r>
+      <w:proofErr w:type="gramEnd"/>
+      <w:r>
+        <w:t xml:space="preserve"> (Required)</w:t>
+      </w:r>
+    </w:p>
+    <w:p>
+      <w:r>
+        <w:t>Use **all** of the following selector types in your CSS:</w:t>
+      </w:r>
+    </w:p>
+    <w:p>
+      <w:r>
+        <w:t xml:space="preserve">- **Type selector** (example: `header </w:t>
+      </w:r>
+      <w:proofErr w:type="gramStart"/>
+      <w:r>
+        <w:t>{ ...</w:t>
+      </w:r>
+      <w:proofErr w:type="gramEnd"/>
+      <w:r>
+        <w:t xml:space="preserve"> }`)</w:t>
+      </w:r>
+    </w:p>
+    <w:p>
+      <w:r>
+        <w:t xml:space="preserve">- **Class selector** (example: `.card </w:t>
+      </w:r>
+      <w:proofErr w:type="gramStart"/>
+      <w:r>
+        <w:t>{ ...</w:t>
+      </w:r>
+      <w:proofErr w:type="gramEnd"/>
+      <w:r>
+        <w:t xml:space="preserve"> }`)</w:t>
+      </w:r>
+    </w:p>
+    <w:p>
+      <w:r>
+        <w:t xml:space="preserve">- **Descendant selector** (example: `main section h2 </w:t>
+      </w:r>
+      <w:proofErr w:type="gramStart"/>
+      <w:r>
+        <w:t>{ ...</w:t>
+      </w:r>
+      <w:proofErr w:type="gramEnd"/>
+      <w:r>
+        <w:t xml:space="preserve"> }`)</w:t>
+      </w:r>
+    </w:p>
+    <w:p>
+      <w:r>
+        <w:t xml:space="preserve">- **Group selector** (example: `h2, h3 </w:t>
+      </w:r>
+      <w:proofErr w:type="gramStart"/>
+      <w:r>
+        <w:t>{ ...</w:t>
+      </w:r>
+      <w:proofErr w:type="gramEnd"/>
+      <w:r>
+        <w:t xml:space="preserve"> }`)</w:t>
       </w:r>
     </w:p>
     <w:p/>
     <w:p>
       <w:r>
-        <w:t xml:space="preserve">### 1) </w:t>
+        <w:t>---</w:t>
+      </w:r>
+    </w:p>
+    <w:p/>
+    <w:p>
+      <w:r>
+        <w:t>### 2) Box Model (Required)</w:t>
+      </w:r>
+    </w:p>
+    <w:p>
+      <w:r>
+        <w:t>Apply the box model to at least **these elements**:</w:t>
+      </w:r>
+    </w:p>
+    <w:p>
+      <w:r>
+        <w:t>- `header`</w:t>
+      </w:r>
+    </w:p>
+    <w:p>
+      <w:r>
+        <w:t xml:space="preserve">- </w:t>
       </w:r>
       <w:proofErr w:type="gramStart"/>
       <w:r>
-        <w:t>Selectors</w:t>
+        <w:t>each</w:t>
       </w:r>
       <w:proofErr w:type="gramEnd"/>
       <w:r>
-        <w:t xml:space="preserve"> (Required)</w:t>
-      </w:r>
-    </w:p>
-    <w:p>
-      <w:r>
-        <w:t>Use **all** of the following selector types in your CSS:</w:t>
-      </w:r>
-    </w:p>
-    <w:p>
-      <w:r>
-        <w:t xml:space="preserve">- **Type selector** (example: `header </w:t>
+        <w:t xml:space="preserve"> `section`</w:t>
+      </w:r>
+    </w:p>
+    <w:p>
+      <w:r>
+        <w:t xml:space="preserve">- </w:t>
       </w:r>
       <w:proofErr w:type="gramStart"/>
       <w:r>
-        <w:t>{ ...</w:t>
+        <w:t>each</w:t>
       </w:r>
       <w:proofErr w:type="gramEnd"/>
       <w:r>
-        <w:t xml:space="preserve"> }`)</w:t>
-      </w:r>
-    </w:p>
-    <w:p>
-      <w:r>
-        <w:t xml:space="preserve">- **Class selector** (example: `.card </w:t>
-      </w:r>
-      <w:proofErr w:type="gramStart"/>
-      <w:r>
-        <w:t>{ ...</w:t>
-      </w:r>
-      <w:proofErr w:type="gramEnd"/>
-      <w:r>
-        <w:t xml:space="preserve"> }`)</w:t>
-      </w:r>
-    </w:p>
-    <w:p>
-      <w:r>
-        <w:t xml:space="preserve">- **Descendant selector** (example: `main section h2 </w:t>
-      </w:r>
-      <w:proofErr w:type="gramStart"/>
-      <w:r>
-        <w:t>{ ...</w:t>
-      </w:r>
-      <w:proofErr w:type="gramEnd"/>
-      <w:r>
-        <w:t xml:space="preserve"> }`)</w:t>
-      </w:r>
-    </w:p>
-    <w:p>
-      <w:r>
-        <w:t xml:space="preserve">- **Group selector** (example: `h2, h3 </w:t>
-      </w:r>
-      <w:proofErr w:type="gramStart"/>
-      <w:r>
-        <w:t>{ ...</w:t>
-      </w:r>
-      <w:proofErr w:type="gramEnd"/>
-      <w:r>
-        <w:t xml:space="preserve"> }`)</w:t>
+        <w:t xml:space="preserve"> `article`</w:t>
+      </w:r>
+    </w:p>
+    <w:p>
+      <w:r>
+        <w:t>- `aside`</w:t>
+      </w:r>
+    </w:p>
+    <w:p>
+      <w:r>
+        <w:t>- `footer`</w:t>
       </w:r>
     </w:p>
     <w:p/>
     <w:p>
       <w:r>
-        <w:t>---</w:t>
-      </w:r>
-    </w:p>
-    <w:p/>
-    <w:p>
-      <w:r>
-        <w:t>### 2) Box Model (Required)</w:t>
-      </w:r>
-    </w:p>
-    <w:p>
-      <w:r>
-        <w:t>Apply the box model to at least **these elements**:</w:t>
-      </w:r>
-    </w:p>
-    <w:p>
-      <w:r>
-        <w:t>- `header`</w:t>
-      </w:r>
-    </w:p>
-    <w:p>
-      <w:r>
-        <w:t xml:space="preserve">- </w:t>
-      </w:r>
-      <w:proofErr w:type="gramStart"/>
-      <w:r>
-        <w:t>each</w:t>
-      </w:r>
-      <w:proofErr w:type="gramEnd"/>
-      <w:r>
-        <w:t xml:space="preserve"> `section`</w:t>
-      </w:r>
-    </w:p>
-    <w:p>
-      <w:r>
-        <w:t xml:space="preserve">- </w:t>
-      </w:r>
-      <w:proofErr w:type="gramStart"/>
-      <w:r>
-        <w:t>each</w:t>
-      </w:r>
-      <w:proofErr w:type="gramEnd"/>
-      <w:r>
-        <w:t xml:space="preserve"> `article`</w:t>
-      </w:r>
-    </w:p>
-    <w:p>
-      <w:r>
-        <w:t>- `aside`</w:t>
-      </w:r>
-    </w:p>
-    <w:p>
-      <w:r>
-        <w:t>- `footer`</w:t>
-      </w:r>
-    </w:p>
-    <w:p/>
-    <w:p>
-      <w:r>
         <w:t>Each must have:</w:t>
       </w:r>
     </w:p>
@@ -169,6 +1780,7 @@
     </w:p>
     <w:p>
       <w:r>
+        <w:lastRenderedPageBreak/>
         <w:t>- `border`</w:t>
       </w:r>
     </w:p>
